--- a/LECCIONES APRENDIDAS.docx
+++ b/LECCIONES APRENDIDAS.docx
@@ -9,8 +9,8 @@
           <w:rFonts w:ascii="Calibri" w:hAnsi="Calibri" w:cs="Calibri"/>
           <w:bCs/>
           <w:color w:val="000000" w:themeColor="text1"/>
-          <w:sz w:val="36"/>
-          <w:szCs w:val="36"/>
+          <w:sz w:val="32"/>
+          <w:szCs w:val="32"/>
           <w14:shadow w14:blurRad="38100" w14:dist="19050" w14:dir="2700000" w14:sx="100000" w14:sy="100000" w14:kx="0" w14:ky="0" w14:algn="tl">
             <w14:schemeClr w14:val="dk1">
               <w14:alpha w14:val="60000"/>
@@ -28,8 +28,8 @@
           <w:rFonts w:ascii="Calibri" w:hAnsi="Calibri" w:cs="Calibri"/>
           <w:bCs/>
           <w:color w:val="000000" w:themeColor="text1"/>
-          <w:sz w:val="36"/>
-          <w:szCs w:val="36"/>
+          <w:sz w:val="32"/>
+          <w:szCs w:val="32"/>
           <w14:shadow w14:blurRad="38100" w14:dist="19050" w14:dir="2700000" w14:sx="100000" w14:sy="100000" w14:kx="0" w14:ky="0" w14:algn="tl">
             <w14:schemeClr w14:val="dk1">
               <w14:alpha w14:val="60000"/>
@@ -59,6 +59,7 @@
     <w:p>
       <w:pPr>
         <w:spacing w:line="360" w:lineRule="auto"/>
+        <w:jc w:val="both"/>
         <w:rPr>
           <w:rFonts w:ascii="Calibri" w:hAnsi="Calibri" w:cs="Calibri"/>
         </w:rPr>
@@ -94,6 +95,7 @@
           <w:numId w:val="9"/>
         </w:numPr>
         <w:spacing w:line="360" w:lineRule="auto"/>
+        <w:jc w:val="both"/>
         <w:rPr>
           <w:rFonts w:ascii="Calibri" w:hAnsi="Calibri" w:cs="Calibri"/>
         </w:rPr>
@@ -127,6 +129,7 @@
           <w:numId w:val="9"/>
         </w:numPr>
         <w:spacing w:line="360" w:lineRule="auto"/>
+        <w:jc w:val="both"/>
         <w:rPr>
           <w:rFonts w:ascii="Calibri" w:hAnsi="Calibri" w:cs="Calibri"/>
         </w:rPr>
@@ -161,6 +164,7 @@
     <w:p>
       <w:pPr>
         <w:spacing w:line="360" w:lineRule="auto"/>
+        <w:jc w:val="both"/>
         <w:rPr>
           <w:rFonts w:ascii="Calibri" w:hAnsi="Calibri" w:cs="Calibri"/>
         </w:rPr>
@@ -188,6 +192,7 @@
           <w:numId w:val="8"/>
         </w:numPr>
         <w:spacing w:line="360" w:lineRule="auto"/>
+        <w:jc w:val="both"/>
         <w:rPr>
           <w:rFonts w:ascii="Calibri" w:hAnsi="Calibri" w:cs="Calibri"/>
         </w:rPr>
@@ -215,6 +220,7 @@
           <w:numId w:val="8"/>
         </w:numPr>
         <w:spacing w:line="360" w:lineRule="auto"/>
+        <w:jc w:val="both"/>
         <w:rPr>
           <w:rFonts w:ascii="Calibri" w:hAnsi="Calibri" w:cs="Calibri"/>
         </w:rPr>
@@ -237,6 +243,7 @@
     <w:p>
       <w:pPr>
         <w:spacing w:line="360" w:lineRule="auto"/>
+        <w:jc w:val="both"/>
         <w:rPr>
           <w:rFonts w:ascii="Calibri" w:hAnsi="Calibri" w:cs="Calibri"/>
         </w:rPr>
@@ -264,6 +271,7 @@
           <w:numId w:val="10"/>
         </w:numPr>
         <w:spacing w:line="360" w:lineRule="auto"/>
+        <w:jc w:val="both"/>
         <w:rPr>
           <w:rFonts w:ascii="Calibri" w:hAnsi="Calibri" w:cs="Calibri"/>
         </w:rPr>
@@ -291,6 +299,7 @@
           <w:numId w:val="10"/>
         </w:numPr>
         <w:spacing w:line="360" w:lineRule="auto"/>
+        <w:jc w:val="both"/>
         <w:rPr>
           <w:rFonts w:ascii="Calibri" w:hAnsi="Calibri" w:cs="Calibri"/>
         </w:rPr>
@@ -313,6 +322,7 @@
     <w:p>
       <w:pPr>
         <w:spacing w:line="360" w:lineRule="auto"/>
+        <w:jc w:val="both"/>
         <w:rPr>
           <w:rFonts w:ascii="Calibri" w:hAnsi="Calibri" w:cs="Calibri"/>
         </w:rPr>
@@ -340,6 +350,7 @@
           <w:numId w:val="11"/>
         </w:numPr>
         <w:spacing w:line="360" w:lineRule="auto"/>
+        <w:jc w:val="both"/>
         <w:rPr>
           <w:rFonts w:ascii="Calibri" w:hAnsi="Calibri" w:cs="Calibri"/>
         </w:rPr>
@@ -367,6 +378,7 @@
           <w:numId w:val="11"/>
         </w:numPr>
         <w:spacing w:line="360" w:lineRule="auto"/>
+        <w:jc w:val="both"/>
         <w:rPr>
           <w:rFonts w:ascii="Calibri" w:hAnsi="Calibri" w:cs="Calibri"/>
         </w:rPr>
@@ -389,6 +401,7 @@
     <w:p>
       <w:pPr>
         <w:spacing w:line="360" w:lineRule="auto"/>
+        <w:jc w:val="both"/>
         <w:rPr>
           <w:rFonts w:ascii="Calibri" w:hAnsi="Calibri" w:cs="Calibri"/>
         </w:rPr>
@@ -416,6 +429,7 @@
           <w:numId w:val="12"/>
         </w:numPr>
         <w:spacing w:line="360" w:lineRule="auto"/>
+        <w:jc w:val="both"/>
         <w:rPr>
           <w:rFonts w:ascii="Calibri" w:hAnsi="Calibri" w:cs="Calibri"/>
         </w:rPr>
@@ -443,6 +457,7 @@
           <w:numId w:val="12"/>
         </w:numPr>
         <w:spacing w:line="360" w:lineRule="auto"/>
+        <w:jc w:val="both"/>
         <w:rPr>
           <w:rFonts w:ascii="Calibri" w:hAnsi="Calibri" w:cs="Calibri"/>
         </w:rPr>
@@ -2658,6 +2673,7 @@
   <w:style w:type="character" w:default="1" w:styleId="Fuentedeprrafopredeter">
     <w:name w:val="Default Paragraph Font"/>
     <w:uiPriority w:val="1"/>
+    <w:semiHidden/>
     <w:unhideWhenUsed/>
   </w:style>
   <w:style w:type="table" w:default="1" w:styleId="Tablanormal">
